--- a/masters/privacy-consent/privacy-consent.docx
+++ b/masters/privacy-consent/privacy-consent.docx
@@ -355,7 +355,7 @@
           <w:p>
             <w:pPr>
               <w:spacing w:after="0" w:line="312" w:lineRule="auto"/>
-              <w:jc w:val="left"/>
+              <w:jc w:val="center"/>
             </w:pPr>
             <w:r/>
             <w:r>
@@ -381,7 +381,7 @@
           <w:p>
             <w:pPr>
               <w:spacing w:after="0" w:line="312" w:lineRule="auto"/>
-              <w:jc w:val="left"/>
+              <w:jc w:val="center"/>
             </w:pPr>
             <w:r/>
             <w:r>
@@ -407,7 +407,7 @@
           <w:p>
             <w:pPr>
               <w:spacing w:after="0" w:line="312" w:lineRule="auto"/>
-              <w:jc w:val="left"/>
+              <w:jc w:val="center"/>
             </w:pPr>
             <w:r/>
             <w:r>
@@ -438,7 +438,7 @@
           <w:p>
             <w:pPr>
               <w:spacing w:after="0" w:line="312" w:lineRule="auto"/>
-              <w:jc w:val="left"/>
+              <w:jc w:val="center"/>
             </w:pPr>
             <w:r/>
             <w:r>
@@ -464,7 +464,7 @@
           <w:p>
             <w:pPr>
               <w:spacing w:after="0" w:line="312" w:lineRule="auto"/>
-              <w:jc w:val="left"/>
+              <w:jc w:val="center"/>
             </w:pPr>
             <w:r/>
             <w:r>
@@ -490,7 +490,7 @@
           <w:p>
             <w:pPr>
               <w:spacing w:after="0" w:line="312" w:lineRule="auto"/>
-              <w:jc w:val="left"/>
+              <w:jc w:val="center"/>
             </w:pPr>
             <w:r/>
             <w:r>
@@ -521,7 +521,7 @@
           <w:p>
             <w:pPr>
               <w:spacing w:after="0" w:line="312" w:lineRule="auto"/>
-              <w:jc w:val="left"/>
+              <w:jc w:val="center"/>
             </w:pPr>
             <w:r/>
             <w:r>
@@ -547,7 +547,7 @@
           <w:p>
             <w:pPr>
               <w:spacing w:after="0" w:line="312" w:lineRule="auto"/>
-              <w:jc w:val="left"/>
+              <w:jc w:val="center"/>
             </w:pPr>
             <w:r/>
             <w:r>
@@ -573,7 +573,7 @@
           <w:p>
             <w:pPr>
               <w:spacing w:after="0" w:line="312" w:lineRule="auto"/>
-              <w:jc w:val="left"/>
+              <w:jc w:val="center"/>
             </w:pPr>
             <w:r/>
             <w:r>
@@ -604,7 +604,7 @@
           <w:p>
             <w:pPr>
               <w:spacing w:after="0" w:line="312" w:lineRule="auto"/>
-              <w:jc w:val="left"/>
+              <w:jc w:val="center"/>
             </w:pPr>
             <w:r/>
             <w:r>
@@ -630,7 +630,7 @@
           <w:p>
             <w:pPr>
               <w:spacing w:after="0" w:line="312" w:lineRule="auto"/>
-              <w:jc w:val="left"/>
+              <w:jc w:val="center"/>
             </w:pPr>
             <w:r/>
             <w:r>
@@ -656,7 +656,7 @@
           <w:p>
             <w:pPr>
               <w:spacing w:after="0" w:line="312" w:lineRule="auto"/>
-              <w:jc w:val="left"/>
+              <w:jc w:val="center"/>
             </w:pPr>
             <w:r/>
             <w:r>
@@ -819,7 +819,7 @@
           <w:p>
             <w:pPr>
               <w:spacing w:after="0" w:line="312" w:lineRule="auto"/>
-              <w:jc w:val="left"/>
+              <w:jc w:val="center"/>
             </w:pPr>
             <w:r/>
             <w:r>
@@ -845,7 +845,7 @@
           <w:p>
             <w:pPr>
               <w:spacing w:after="0" w:line="312" w:lineRule="auto"/>
-              <w:jc w:val="left"/>
+              <w:jc w:val="center"/>
             </w:pPr>
             <w:r/>
             <w:r>
@@ -871,7 +871,7 @@
           <w:p>
             <w:pPr>
               <w:spacing w:after="0" w:line="312" w:lineRule="auto"/>
-              <w:jc w:val="left"/>
+              <w:jc w:val="center"/>
             </w:pPr>
             <w:r/>
             <w:r>
@@ -902,7 +902,7 @@
           <w:p>
             <w:pPr>
               <w:spacing w:after="0" w:line="312" w:lineRule="auto"/>
-              <w:jc w:val="left"/>
+              <w:jc w:val="center"/>
             </w:pPr>
             <w:r/>
             <w:r>
@@ -928,7 +928,7 @@
           <w:p>
             <w:pPr>
               <w:spacing w:after="0" w:line="312" w:lineRule="auto"/>
-              <w:jc w:val="left"/>
+              <w:jc w:val="center"/>
             </w:pPr>
             <w:r/>
             <w:r>
@@ -954,7 +954,7 @@
           <w:p>
             <w:pPr>
               <w:spacing w:after="0" w:line="312" w:lineRule="auto"/>
-              <w:jc w:val="left"/>
+              <w:jc w:val="center"/>
             </w:pPr>
             <w:r/>
             <w:r>
@@ -985,7 +985,7 @@
           <w:p>
             <w:pPr>
               <w:spacing w:after="0" w:line="312" w:lineRule="auto"/>
-              <w:jc w:val="left"/>
+              <w:jc w:val="center"/>
             </w:pPr>
             <w:r/>
             <w:r>
@@ -1011,7 +1011,7 @@
           <w:p>
             <w:pPr>
               <w:spacing w:after="0" w:line="312" w:lineRule="auto"/>
-              <w:jc w:val="left"/>
+              <w:jc w:val="center"/>
             </w:pPr>
             <w:r/>
             <w:r>
@@ -1037,7 +1037,7 @@
           <w:p>
             <w:pPr>
               <w:spacing w:after="0" w:line="312" w:lineRule="auto"/>
-              <w:jc w:val="left"/>
+              <w:jc w:val="center"/>
             </w:pPr>
             <w:r/>
             <w:r>
@@ -1227,7 +1227,7 @@
           <w:p>
             <w:pPr>
               <w:spacing w:after="0" w:line="312" w:lineRule="auto"/>
-              <w:jc w:val="left"/>
+              <w:jc w:val="center"/>
             </w:pPr>
             <w:r/>
             <w:r>
@@ -1253,7 +1253,7 @@
           <w:p>
             <w:pPr>
               <w:spacing w:after="0" w:line="312" w:lineRule="auto"/>
-              <w:jc w:val="left"/>
+              <w:jc w:val="center"/>
             </w:pPr>
             <w:r/>
             <w:r>
@@ -1279,7 +1279,7 @@
           <w:p>
             <w:pPr>
               <w:spacing w:after="0" w:line="312" w:lineRule="auto"/>
-              <w:jc w:val="left"/>
+              <w:jc w:val="center"/>
             </w:pPr>
             <w:r/>
             <w:r>
@@ -1310,7 +1310,7 @@
           <w:p>
             <w:pPr>
               <w:spacing w:after="0" w:line="312" w:lineRule="auto"/>
-              <w:jc w:val="left"/>
+              <w:jc w:val="center"/>
             </w:pPr>
             <w:r/>
             <w:r>
@@ -1336,7 +1336,7 @@
           <w:p>
             <w:pPr>
               <w:spacing w:after="0" w:line="312" w:lineRule="auto"/>
-              <w:jc w:val="left"/>
+              <w:jc w:val="center"/>
             </w:pPr>
             <w:r/>
             <w:r>
@@ -1362,7 +1362,7 @@
           <w:p>
             <w:pPr>
               <w:spacing w:after="0" w:line="312" w:lineRule="auto"/>
-              <w:jc w:val="left"/>
+              <w:jc w:val="center"/>
             </w:pPr>
             <w:r/>
             <w:r>
@@ -1596,7 +1596,7 @@
           <w:p>
             <w:pPr>
               <w:spacing w:after="0" w:line="312" w:lineRule="auto"/>
-              <w:jc w:val="left"/>
+              <w:jc w:val="center"/>
             </w:pPr>
             <w:r/>
             <w:r>
@@ -1622,7 +1622,7 @@
           <w:p>
             <w:pPr>
               <w:spacing w:after="0" w:line="312" w:lineRule="auto"/>
-              <w:jc w:val="left"/>
+              <w:jc w:val="center"/>
             </w:pPr>
             <w:r/>
             <w:r>
@@ -1648,7 +1648,7 @@
           <w:p>
             <w:pPr>
               <w:spacing w:after="0" w:line="312" w:lineRule="auto"/>
-              <w:jc w:val="left"/>
+              <w:jc w:val="center"/>
             </w:pPr>
             <w:r/>
             <w:r>
@@ -1674,7 +1674,7 @@
           <w:p>
             <w:pPr>
               <w:spacing w:after="0" w:line="312" w:lineRule="auto"/>
-              <w:jc w:val="left"/>
+              <w:jc w:val="center"/>
             </w:pPr>
             <w:r/>
             <w:r>
@@ -1705,7 +1705,7 @@
           <w:p>
             <w:pPr>
               <w:spacing w:after="0" w:line="312" w:lineRule="auto"/>
-              <w:jc w:val="left"/>
+              <w:jc w:val="center"/>
             </w:pPr>
             <w:r/>
             <w:r>
@@ -1731,7 +1731,7 @@
           <w:p>
             <w:pPr>
               <w:spacing w:after="0" w:line="312" w:lineRule="auto"/>
-              <w:jc w:val="left"/>
+              <w:jc w:val="center"/>
             </w:pPr>
             <w:r/>
             <w:r>
@@ -1757,7 +1757,7 @@
           <w:p>
             <w:pPr>
               <w:spacing w:after="0" w:line="312" w:lineRule="auto"/>
-              <w:jc w:val="left"/>
+              <w:jc w:val="center"/>
             </w:pPr>
             <w:r/>
             <w:r>
@@ -1783,7 +1783,7 @@
           <w:p>
             <w:pPr>
               <w:spacing w:after="0" w:line="312" w:lineRule="auto"/>
-              <w:jc w:val="left"/>
+              <w:jc w:val="center"/>
             </w:pPr>
             <w:r/>
             <w:r>
